--- a/plantilla_solicitud.docx
+++ b/plantilla_solicitud.docx
@@ -152,7 +152,7 @@
           <w:b/>
           <w:lang w:val="es-MX"/>
         </w:rPr>
-        <w:t xml:space="preserve">MT DE </w:t>
+        <w:t xml:space="preserve">MT </w:t>
       </w:r>
       <w:bookmarkEnd w:id="0"/>
       <w:r>
@@ -439,29 +439,40 @@
           <w:rFonts w:ascii="Arial" w:hAnsi="Arial" w:cs="Arial"/>
         </w:rPr>
       </w:pPr>
-      <w:r>
-        <w:rPr>
+    </w:p>
+    <w:p>
+      <w:pPr>
+        <w:pStyle w:val="Sinespaciado"/>
+        <w:rPr>
+          <w:rFonts w:ascii="Arial" w:hAnsi="Arial" w:cs="Arial"/>
+        </w:rPr>
+      </w:pPr>
+    </w:p>
+    <w:p>
+      <w:pPr>
+        <w:pStyle w:val="Sinespaciado"/>
+        <w:rPr>
+          <w:rFonts w:ascii="Arial" w:hAnsi="Arial" w:cs="Arial"/>
+        </w:rPr>
+      </w:pPr>
+    </w:p>
+    <w:p>
+      <w:pPr>
+        <w:pStyle w:val="Sinespaciado"/>
+        <w:rPr>
+          <w:rFonts w:ascii="Arial" w:hAnsi="Arial" w:cs="Arial"/>
+        </w:rPr>
+      </w:pPr>
+      <w:r>
+        <w:rPr>
+          <w:rFonts w:ascii="Arial" w:hAnsi="Arial" w:cs="Arial"/>
           <w:noProof/>
         </w:rPr>
         <w:drawing>
-          <wp:anchor distT="0" distB="0" distL="114300" distR="114300" simplePos="0" relativeHeight="251659264" behindDoc="0" locked="0" layoutInCell="1" allowOverlap="1" wp14:anchorId="460A2C26" wp14:editId="791EE228">
-            <wp:simplePos x="0" y="0"/>
-            <wp:positionH relativeFrom="column">
-              <wp:posOffset>-46990</wp:posOffset>
-            </wp:positionH>
-            <wp:positionV relativeFrom="paragraph">
-              <wp:posOffset>110490</wp:posOffset>
-            </wp:positionV>
-            <wp:extent cx="1720850" cy="694589"/>
-            <wp:effectExtent l="0" t="0" r="0" b="0"/>
-            <wp:wrapNone/>
-            <wp:docPr id="6" name="Imagen 5">
-              <a:extLst xmlns:a="http://schemas.openxmlformats.org/drawingml/2006/main">
-                <a:ext uri="{FF2B5EF4-FFF2-40B4-BE49-F238E27FC236}">
-                  <a16:creationId xmlns:a16="http://schemas.microsoft.com/office/drawing/2014/main" id="{8D439924-C7A5-8106-5CE9-B97346A1C0C7}"/>
-                </a:ext>
-              </a:extLst>
-            </wp:docPr>
+          <wp:inline distT="0" distB="0" distL="0" distR="0" wp14:anchorId="6EE1D56B" wp14:editId="3E677755">
+            <wp:extent cx="1557020" cy="380917"/>
+            <wp:effectExtent l="0" t="0" r="5080" b="635"/>
+            <wp:docPr id="1474639251" name="Imagen 1"/>
             <wp:cNvGraphicFramePr>
               <a:graphicFrameLocks xmlns:a="http://schemas.openxmlformats.org/drawingml/2006/main" noChangeAspect="1"/>
             </wp:cNvGraphicFramePr>
@@ -469,50 +480,12 @@
               <a:graphicData uri="http://schemas.openxmlformats.org/drawingml/2006/picture">
                 <pic:pic xmlns:pic="http://schemas.openxmlformats.org/drawingml/2006/picture">
                   <pic:nvPicPr>
-                    <pic:cNvPr id="6" name="Imagen 5">
-                      <a:extLst>
-                        <a:ext uri="{FF2B5EF4-FFF2-40B4-BE49-F238E27FC236}">
-                          <a16:creationId xmlns:a16="http://schemas.microsoft.com/office/drawing/2014/main" id="{8D439924-C7A5-8106-5CE9-B97346A1C0C7}"/>
-                        </a:ext>
-                      </a:extLst>
-                    </pic:cNvPr>
-                    <pic:cNvPicPr>
-                      <a:picLocks noChangeAspect="1"/>
-                    </pic:cNvPicPr>
+                    <pic:cNvPr id="1474639251" name="Imagen 1474639251"/>
+                    <pic:cNvPicPr/>
                   </pic:nvPicPr>
                   <pic:blipFill>
-                    <a:blip r:embed="rId8" cstate="print">
+                    <a:blip r:embed="rId8">
                       <a:extLst>
-                        <a:ext uri="{BEBA8EAE-BF5A-486C-A8C5-ECC9F3942E4B}">
-                          <a14:imgProps xmlns:a14="http://schemas.microsoft.com/office/drawing/2010/main">
-                            <a14:imgLayer r:embed="rId9">
-                              <a14:imgEffect>
-                                <a14:backgroundRemoval t="9897" b="89897" l="4959" r="90000">
-                                  <a14:foregroundMark x1="24634" y1="59588" x2="24634" y2="59588"/>
-                                  <a14:foregroundMark x1="26423" y1="47629" x2="26423" y2="47629"/>
-                                  <a14:foregroundMark x1="29593" y1="55876" x2="29593" y2="55876"/>
-                                  <a14:foregroundMark x1="7073" y1="43093" x2="7073" y2="43093"/>
-                                  <a14:foregroundMark x1="6748" y1="43918" x2="6748" y2="43918"/>
-                                  <a14:foregroundMark x1="6748" y1="43918" x2="6748" y2="43918"/>
-                                  <a14:foregroundMark x1="4959" y1="62474" x2="4959" y2="62474"/>
-                                  <a14:foregroundMark x1="8211" y1="31340" x2="8211" y2="31340"/>
-                                  <a14:foregroundMark x1="35772" y1="55052" x2="35772" y2="55052"/>
-                                  <a14:foregroundMark x1="51951" y1="59588" x2="51951" y2="59588"/>
-                                  <a14:foregroundMark x1="61301" y1="55052" x2="61301" y2="55052"/>
-                                  <a14:backgroundMark x1="23171" y1="11959" x2="23171" y2="11959"/>
-                                  <a14:backgroundMark x1="23171" y1="11959" x2="23171" y2="11959"/>
-                                  <a14:backgroundMark x1="20813" y1="33402" x2="20813" y2="33402"/>
-                                  <a14:backgroundMark x1="49024" y1="37113" x2="49024" y2="37113"/>
-                                  <a14:backgroundMark x1="80650" y1="38763" x2="80650" y2="38763"/>
-                                  <a14:backgroundMark x1="80650" y1="55876" x2="80650" y2="55876"/>
-                                </a14:backgroundRemoval>
-                              </a14:imgEffect>
-                              <a14:imgEffect>
-                                <a14:brightnessContrast bright="40000" contrast="40000"/>
-                              </a14:imgEffect>
-                            </a14:imgLayer>
-                          </a14:imgProps>
-                        </a:ext>
                         <a:ext uri="{28A0092B-C50C-407E-A947-70E740481C1C}">
                           <a14:useLocalDpi xmlns:a14="http://schemas.microsoft.com/office/drawing/2010/main" val="0"/>
                         </a:ext>
@@ -525,7 +498,7 @@
                   <pic:spPr>
                     <a:xfrm>
                       <a:off x="0" y="0"/>
-                      <a:ext cx="1735144" cy="700358"/>
+                      <a:ext cx="1640286" cy="401288"/>
                     </a:xfrm>
                     <a:prstGeom prst="rect">
                       <a:avLst/>
@@ -534,39 +507,9 @@
                 </pic:pic>
               </a:graphicData>
             </a:graphic>
-            <wp14:sizeRelH relativeFrom="margin">
-              <wp14:pctWidth>0</wp14:pctWidth>
-            </wp14:sizeRelH>
-            <wp14:sizeRelV relativeFrom="margin">
-              <wp14:pctHeight>0</wp14:pctHeight>
-            </wp14:sizeRelV>
-          </wp:anchor>
+          </wp:inline>
         </w:drawing>
       </w:r>
-    </w:p>
-    <w:p>
-      <w:pPr>
-        <w:pStyle w:val="Sinespaciado"/>
-        <w:rPr>
-          <w:rFonts w:ascii="Arial" w:hAnsi="Arial" w:cs="Arial"/>
-        </w:rPr>
-      </w:pPr>
-    </w:p>
-    <w:p>
-      <w:pPr>
-        <w:pStyle w:val="Sinespaciado"/>
-        <w:rPr>
-          <w:rFonts w:ascii="Arial" w:hAnsi="Arial" w:cs="Arial"/>
-        </w:rPr>
-      </w:pPr>
-    </w:p>
-    <w:p>
-      <w:pPr>
-        <w:pStyle w:val="Sinespaciado"/>
-        <w:rPr>
-          <w:rFonts w:ascii="Arial" w:hAnsi="Arial" w:cs="Arial"/>
-        </w:rPr>
-      </w:pPr>
     </w:p>
     <w:p>
       <w:pPr>
@@ -586,7 +529,7 @@
           <w:sz w:val="18"/>
           <w:szCs w:val="18"/>
         </w:rPr>
-        <w:t>ANDRES BALDIRIS</w:t>
+        <w:t>CARLOS CARO</w:t>
       </w:r>
     </w:p>
     <w:p>
@@ -607,7 +550,7 @@
           <w:sz w:val="18"/>
           <w:szCs w:val="18"/>
         </w:rPr>
-        <w:t>COORDINADOR DE OPERACIONES JR</w:t>
+        <w:t>Supervisor de Muelles y Barcazas.</w:t>
       </w:r>
     </w:p>
     <w:p>
@@ -651,29 +594,39 @@
           <w:sz w:val="18"/>
           <w:szCs w:val="18"/>
         </w:rPr>
-        <w:t>Celular No. 3115466535</w:t>
-      </w:r>
-    </w:p>
-    <w:p>
-      <w:pPr>
-        <w:pStyle w:val="Sinespaciado"/>
-        <w:rPr>
-          <w:rFonts w:ascii="Arial" w:hAnsi="Arial" w:cs="Arial"/>
-          <w:b/>
+        <w:t>Celular No. 3</w:t>
+      </w:r>
+      <w:r>
+        <w:rPr>
+          <w:rFonts w:ascii="Arial" w:hAnsi="Arial" w:cs="Arial"/>
+          <w:b/>
+          <w:bCs/>
           <w:sz w:val="18"/>
           <w:szCs w:val="18"/>
         </w:rPr>
-      </w:pPr>
-      <w:r>
+        <w:t>16 023 30 51</w:t>
+      </w:r>
+    </w:p>
+    <w:p>
+      <w:pPr>
+        <w:pStyle w:val="Sinespaciado"/>
         <w:rPr>
           <w:rFonts w:ascii="Arial" w:hAnsi="Arial" w:cs="Arial"/>
           <w:b/>
           <w:sz w:val="18"/>
           <w:szCs w:val="18"/>
         </w:rPr>
+      </w:pPr>
+      <w:r>
+        <w:rPr>
+          <w:rFonts w:ascii="Arial" w:hAnsi="Arial" w:cs="Arial"/>
+          <w:b/>
+          <w:sz w:val="18"/>
+          <w:szCs w:val="18"/>
+        </w:rPr>
         <w:t xml:space="preserve">Correo </w:t>
       </w:r>
-      <w:hyperlink r:id="rId10" w:history="1">
+      <w:hyperlink r:id="rId9" w:history="1">
         <w:r>
           <w:rPr>
             <w:rStyle w:val="Hipervnculo"/>
@@ -687,8 +640,8 @@
       </w:hyperlink>
     </w:p>
     <w:sectPr>
-      <w:headerReference w:type="default" r:id="rId11"/>
-      <w:footerReference w:type="default" r:id="rId12"/>
+      <w:headerReference w:type="default" r:id="rId10"/>
+      <w:footerReference w:type="default" r:id="rId11"/>
       <w:pgSz w:w="12240" w:h="15840"/>
       <w:pgMar w:top="1304" w:right="1304" w:bottom="1304" w:left="1304" w:header="709" w:footer="709" w:gutter="0"/>
       <w:cols w:space="708"/>
